--- a/downloads/documents/04 Units/Unit 06 - Food Systems and Production - From Farm to Table/Lesson 06.15 - Shopping List and Unit Price Check.docx
+++ b/downloads/documents/04 Units/Unit 06 - Food Systems and Production - From Farm to Table/Lesson 06.15 - Shopping List and Unit Price Check.docx
@@ -348,7 +348,7 @@
         <w:t xml:space="preserve"> </w:t>
       </w:r>
       <w:r>
-        <w:t xml:space="preserve">Tier 3 (FACS): unit price, store brand, store section, substitution, purchase order, receiving. See the unit vocabulary list for Turkish, Portuguese, and Spanish.</w:t>
+        <w:t xml:space="preserve">Tier 3 (FACS): unit price, store brand, store section, substitution, purchase order, receiving. See the unit vocabulary list for the Spanish column.</w:t>
       </w:r>
     </w:p>
     <w:p>
@@ -1614,7 +1614,7 @@
         <w:pStyle w:val="Compact"/>
       </w:pPr>
       <w:r>
-        <w:t xml:space="preserve">ELL: the store sections are pictures on the handout (a carrot, a loaf, a cold case, a box) as well as words; the circular is a picture document; the consolidated list has the Turkish, Portuguese, and Spanish word under each column heading (see</w:t>
+        <w:t xml:space="preserve">ELL: the store sections are pictures on the handout (a carrot, a loaf, a cold case, a box) as well as words; the circular is a picture document; the consolidated list has the Spanish words under each column heading (see</w:t>
       </w:r>
       <w:r>
         <w:t xml:space="preserve"> </w:t>
@@ -1626,7 +1626,7 @@
         <w:t xml:space="preserve">Vocabulary 06.md</w:t>
       </w:r>
       <w:r>
-        <w:t xml:space="preserve">); the swap column has a sentence frame in four languages: "We will buy ___ instead of ___ and save $___."</w:t>
+        <w:t xml:space="preserve">); the swap column has a sentence frame in English and Spanish: "We will buy ___ instead of ___ and save $___."</w:t>
       </w:r>
     </w:p>
     <w:p>
@@ -2237,7 +2237,7 @@
     <w:sectPr>
       <w:headerReference w:type="default" r:id="rId9"/>
       <w:pgSz w:w="12240" w:h="15840"/>
-      <w:pgMar w:top="1440" w:bottom="1440" w:left="1440" w:right="1440" w:header="504"/>
+      <w:pgMar w:top="1296" w:bottom="1296" w:left="1296" w:right="1296" w:header="504"/>
     </w:sectPr>
   </w:body>
 </w:document>

--- a/downloads/documents/04 Units/Unit 06 - Food Systems and Production - From Farm to Table/Lesson 06.15 - Shopping List and Unit Price Check.docx
+++ b/downloads/documents/04 Units/Unit 06 - Food Systems and Production - From Farm to Table/Lesson 06.15 - Shopping List and Unit Price Check.docx
@@ -1341,7 +1341,7 @@
               <w:jc w:val="left"/>
             </w:pPr>
             <w:r>
-              <w:t xml:space="preserve">Nothing needs to be bought that the room already owns (foil, spray, salt, garlic powder, spoons)</w:t>
+              <w:t xml:space="preserve">Nothing needs to be bought that the room already owns (foil, spray, salt, spoons)</w:t>
             </w:r>
           </w:p>
         </w:tc>
